--- a/문서/김상혁_백엔드개발자_이력서_자기소개서_경력기술서.docx
+++ b/문서/김상혁_백엔드개발자_이력서_자기소개서_경력기술서.docx
@@ -956,6 +956,95 @@
                 <w:szCs w:val="20"/>
               </w:rPr>
               <w:t xml:space="preserve">내 리추얼 기록 (마무리 칸 문장을 그대로 셈)</w:t>
+            </w:r>
+          </w:p>
+        </w:tc>
+      </w:tr>
+      <w:tr>
+        <w:tc>
+          <w:tcPr>
+            <w:tcW w:type="dxa" w:w="2800"/>
+            <w:tcBorders>
+              <w:top w:val="single" w:color="D5DBE1" w:sz="4"/>
+              <w:left w:val="single" w:color="D5DBE1" w:sz="4"/>
+              <w:bottom w:val="single" w:color="D5DBE1" w:sz="4"/>
+              <w:right w:val="single" w:color="D5DBE1" w:sz="4"/>
+            </w:tcBorders>
+            <w:tcMar>
+              <w:top w:type="dxa" w:w="80"/>
+              <w:left w:type="dxa" w:w="120"/>
+              <w:bottom w:type="dxa" w:w="80"/>
+              <w:right w:type="dxa" w:w="120"/>
+            </w:tcMar>
+          </w:tcPr>
+          <w:p>
+            <w:r>
+              <w:rPr>
+                <w:rFonts w:ascii="Malgun Gothic" w:cs="Malgun Gothic" w:eastAsia="Malgun Gothic" w:hAnsi="Malgun Gothic"/>
+                <w:b w:val="false"/>
+                <w:bCs w:val="false"/>
+                <w:sz w:val="20"/>
+                <w:szCs w:val="20"/>
+              </w:rPr>
+              <w:t xml:space="preserve">출석 (2026-08-11 ~ 2026-09-18 · 부산 A반)</w:t>
+            </w:r>
+          </w:p>
+        </w:tc>
+        <w:tc>
+          <w:tcPr>
+            <w:tcW w:type="dxa" w:w="1900"/>
+            <w:tcBorders>
+              <w:top w:val="single" w:color="D5DBE1" w:sz="4"/>
+              <w:left w:val="single" w:color="D5DBE1" w:sz="4"/>
+              <w:bottom w:val="single" w:color="D5DBE1" w:sz="4"/>
+              <w:right w:val="single" w:color="D5DBE1" w:sz="4"/>
+            </w:tcBorders>
+            <w:tcMar>
+              <w:top w:type="dxa" w:w="80"/>
+              <w:left w:type="dxa" w:w="120"/>
+              <w:bottom w:type="dxa" w:w="80"/>
+              <w:right w:type="dxa" w:w="120"/>
+            </w:tcMar>
+          </w:tcPr>
+          <w:p>
+            <w:r>
+              <w:rPr>
+                <w:rFonts w:ascii="Malgun Gothic" w:cs="Malgun Gothic" w:eastAsia="Malgun Gothic" w:hAnsi="Malgun Gothic"/>
+                <w:b w:val="false"/>
+                <w:bCs w:val="false"/>
+                <w:sz w:val="20"/>
+                <w:szCs w:val="20"/>
+              </w:rPr>
+              <w:t xml:space="preserve">27 / 28일</w:t>
+            </w:r>
+          </w:p>
+        </w:tc>
+        <w:tc>
+          <w:tcPr>
+            <w:tcW w:type="dxa" w:w="4938"/>
+            <w:tcBorders>
+              <w:top w:val="single" w:color="D5DBE1" w:sz="4"/>
+              <w:left w:val="single" w:color="D5DBE1" w:sz="4"/>
+              <w:bottom w:val="single" w:color="D5DBE1" w:sz="4"/>
+              <w:right w:val="single" w:color="D5DBE1" w:sz="4"/>
+            </w:tcBorders>
+            <w:tcMar>
+              <w:top w:type="dxa" w:w="80"/>
+              <w:left w:type="dxa" w:w="120"/>
+              <w:bottom w:type="dxa" w:w="80"/>
+              <w:right w:type="dxa" w:w="120"/>
+            </w:tcMar>
+          </w:tcPr>
+          <w:p>
+            <w:r>
+              <w:rPr>
+                <w:rFonts w:ascii="Malgun Gothic" w:cs="Malgun Gothic" w:eastAsia="Malgun Gothic" w:hAnsi="Malgun Gothic"/>
+                <w:b w:val="false"/>
+                <w:bCs w:val="false"/>
+                <w:sz w:val="20"/>
+                <w:szCs w:val="20"/>
+              </w:rPr>
+              <w:t xml:space="preserve">내 출석 기록 화면 (출석률 96.4%, 오늘 1일은 확정 전이라 재적일에만 포함)</w:t>
             </w:r>
           </w:p>
         </w:tc>
